--- a/Manuscript/Sections/Methods Draft v1.0.docx
+++ b/Manuscript/Sections/Methods Draft v1.0.docx
@@ -94,19 +94,7 @@
         <w:rPr>
           <w:rFonts w:ascii="Times New Roman" w:hAnsi="Times New Roman" w:cs="Times New Roman"/>
         </w:rPr>
-        <w:t xml:space="preserve"> anemonefish obtained from Oceans, Reefs, and Aquariums (Fort Pierce, FL). All fish</w:t>
-      </w:r>
-      <w:r>
-        <w:rPr>
-          <w:rFonts w:ascii="Times New Roman" w:hAnsi="Times New Roman" w:cs="Times New Roman"/>
-        </w:rPr>
-        <w:t xml:space="preserve"> </w:t>
-      </w:r>
-      <w:r>
-        <w:rPr>
-          <w:rFonts w:ascii="Times New Roman" w:hAnsi="Times New Roman" w:cs="Times New Roman"/>
-        </w:rPr>
-        <w:t xml:space="preserve">were housed in either 20-gallon tall (24” x 12” x 16”) or 25-gallon cube (18” ×18” ×18”) centrally filtered aquariums with a 6” terra cotta pot serving as a nest site and spawning substrate. In all tanks, salinity was kept at 1.026 specific gravity, temperature was kept between 26°-28°C, pH was kept between 8.0 and 8.4, and lighting was provided by fluorescent and LED lights over tanks on a 12:12 light schedule (lights on at 07:00 h and off at 19:00 h). Fish were fed twice daily with </w:t>
+        <w:t xml:space="preserve"> anemonefish obtained from Oceans, Reefs, and Aquariums (Fort Pierce, FL). All fish were housed in either 20-gallon tall (24” x 12” x 16”) or 25-gallon cube (18” ×18” ×18”) centrally filtered aquariums with a 6” terra cotta pot serving as a nest site and spawning substrate. In all tanks, salinity was kept at 1.026 specific gravity, temperature was kept between 26°-28°C, pH was kept between 8.0 and 8.4, and lighting was provided by fluorescent and LED lights over tanks on a 12:12 light schedule (lights on at 07:00 h and off at 19:00 h). Fish were fed twice daily with </w:t>
       </w:r>
       <w:proofErr w:type="spellStart"/>
       <w:r>
@@ -319,6 +307,7 @@
         <w:t xml:space="preserve">his resulted in the creation of 10 sex changing pairs (n = 20). </w:t>
       </w:r>
       <w:commentRangeStart w:id="1"/>
+      <w:commentRangeStart w:id="2"/>
       <w:r>
         <w:rPr>
           <w:rFonts w:ascii="Times New Roman" w:hAnsi="Times New Roman" w:cs="Times New Roman"/>
@@ -336,6 +325,13 @@
         </w:rPr>
         <w:commentReference w:id="1"/>
       </w:r>
+      <w:commentRangeEnd w:id="2"/>
+      <w:r>
+        <w:rPr>
+          <w:rStyle w:val="CommentReference"/>
+        </w:rPr>
+        <w:commentReference w:id="2"/>
+      </w:r>
       <w:r>
         <w:rPr>
           <w:rFonts w:ascii="Times New Roman" w:hAnsi="Times New Roman" w:cs="Times New Roman"/>
@@ -404,7 +400,7 @@
         </w:rPr>
         <w:t xml:space="preserve">-month time point, approximately </w:t>
       </w:r>
-      <w:commentRangeStart w:id="2"/>
+      <w:commentRangeStart w:id="3"/>
       <w:r>
         <w:rPr>
           <w:rFonts w:ascii="Times New Roman" w:hAnsi="Times New Roman" w:cs="Times New Roman"/>
@@ -418,7 +414,7 @@
         </w:rPr>
         <w:t xml:space="preserve"> </w:t>
       </w:r>
-      <w:commentRangeEnd w:id="2"/>
+      <w:commentRangeEnd w:id="3"/>
       <w:r>
         <w:rPr>
           <w:rStyle w:val="CommentReference"/>
@@ -426,25 +422,13 @@
           <w:sz w:val="24"/>
           <w:szCs w:val="24"/>
         </w:rPr>
-        <w:commentReference w:id="2"/>
-      </w:r>
-      <w:r>
-        <w:rPr>
-          <w:rFonts w:ascii="Times New Roman" w:hAnsi="Times New Roman" w:cs="Times New Roman"/>
-        </w:rPr>
-        <w:t>of intermediates will have completed sex change and become females (as indicated by the</w:t>
-      </w:r>
-      <w:r>
-        <w:rPr>
-          <w:rFonts w:ascii="Times New Roman" w:hAnsi="Times New Roman" w:cs="Times New Roman"/>
-        </w:rPr>
-        <w:t xml:space="preserve"> </w:t>
-      </w:r>
-      <w:r>
-        <w:rPr>
-          <w:rFonts w:ascii="Times New Roman" w:hAnsi="Times New Roman" w:cs="Times New Roman"/>
-        </w:rPr>
-        <w:t xml:space="preserve">presence of </w:t>
+        <w:commentReference w:id="3"/>
+      </w:r>
+      <w:r>
+        <w:rPr>
+          <w:rFonts w:ascii="Times New Roman" w:hAnsi="Times New Roman" w:cs="Times New Roman"/>
+        </w:rPr>
+        <w:t xml:space="preserve">of intermediates will have completed sex change and become females (as indicated by the presence of </w:t>
       </w:r>
       <w:proofErr w:type="spellStart"/>
       <w:r>
@@ -528,43 +512,7 @@
         <w:rPr>
           <w:rFonts w:ascii="Times New Roman" w:hAnsi="Times New Roman" w:cs="Times New Roman"/>
         </w:rPr>
-        <w:t xml:space="preserve">After </w:t>
-      </w:r>
-      <w:r>
-        <w:rPr>
-          <w:rFonts w:ascii="Times New Roman" w:hAnsi="Times New Roman" w:cs="Times New Roman"/>
-        </w:rPr>
-        <w:t>six</w:t>
-      </w:r>
-      <w:r>
-        <w:rPr>
-          <w:rFonts w:ascii="Times New Roman" w:hAnsi="Times New Roman" w:cs="Times New Roman"/>
-        </w:rPr>
-        <w:t xml:space="preserve"> months, there is significant variation in the</w:t>
-      </w:r>
-      <w:r>
-        <w:rPr>
-          <w:rFonts w:ascii="Times New Roman" w:hAnsi="Times New Roman" w:cs="Times New Roman"/>
-        </w:rPr>
-        <w:t xml:space="preserve"> progression of</w:t>
-      </w:r>
-      <w:r>
-        <w:rPr>
-          <w:rFonts w:ascii="Times New Roman" w:hAnsi="Times New Roman" w:cs="Times New Roman"/>
-        </w:rPr>
-        <w:t xml:space="preserve"> sex change </w:t>
-      </w:r>
-      <w:r>
-        <w:rPr>
-          <w:rFonts w:ascii="Times New Roman" w:hAnsi="Times New Roman" w:cs="Times New Roman"/>
-        </w:rPr>
-        <w:t>in intermediates</w:t>
-      </w:r>
-      <w:r>
-        <w:rPr>
-          <w:rFonts w:ascii="Times New Roman" w:hAnsi="Times New Roman" w:cs="Times New Roman"/>
-        </w:rPr>
-        <w:t>. We discovered that one intermediate had fully completed sex change, and two intermediates had a distinctly expanded gonad with no testicular tissue and non-</w:t>
+        <w:t>After six months, there is significant variation in the progression of sex change in intermediates. We discovered that one intermediate had fully completed sex change, and two intermediates had a distinctly expanded gonad with no testicular tissue and non-</w:t>
       </w:r>
       <w:proofErr w:type="spellStart"/>
       <w:r>
@@ -578,19 +526,7 @@
         <w:rPr>
           <w:rFonts w:ascii="Times New Roman" w:hAnsi="Times New Roman" w:cs="Times New Roman"/>
         </w:rPr>
-        <w:t xml:space="preserve"> oocytes (see Gonadal Analysis). </w:t>
-      </w:r>
-      <w:r>
-        <w:rPr>
-          <w:rFonts w:ascii="Times New Roman" w:hAnsi="Times New Roman" w:cs="Times New Roman"/>
-        </w:rPr>
-        <w:t>W</w:t>
-      </w:r>
-      <w:r>
-        <w:rPr>
-          <w:rFonts w:ascii="Times New Roman" w:hAnsi="Times New Roman" w:cs="Times New Roman"/>
-        </w:rPr>
-        <w:t>e reclassified these intermediates as “New Female” and “Late Intermediate” respectively. Similarly, we reclassified their partners as “New Male” and “Late Intermediate Partner” respectively. In all statistical analyses, these individuals are analyzed separately to the other intermediates and subordinates. Throughout this manuscript, we refer to these classifications of sex change as “phases”.</w:t>
+        <w:t xml:space="preserve"> oocytes (see Gonadal Analysis). We reclassified these intermediates as “New Female” and “Late Intermediate” respectively. Similarly, we reclassified their partners as “New Male” and “Late Intermediate Partner” respectively. In all statistical analyses, these individuals are analyzed separately to the other intermediates and subordinates. Throughout this manuscript, we refer to these classifications of sex change as “phases”.</w:t>
       </w:r>
       <w:r>
         <w:rPr>
@@ -648,14 +584,14 @@
         </w:rPr>
         <w:t xml:space="preserve">All computational analyses described below were performed </w:t>
       </w:r>
-      <w:commentRangeStart w:id="3"/>
+      <w:commentRangeStart w:id="4"/>
       <w:r>
         <w:rPr>
           <w:rFonts w:ascii="Times New Roman" w:hAnsi="Times New Roman" w:cs="Times New Roman"/>
         </w:rPr>
         <w:t xml:space="preserve">in R 4.4.2 or Python 3.12.4. </w:t>
       </w:r>
-      <w:commentRangeEnd w:id="3"/>
+      <w:commentRangeEnd w:id="4"/>
       <w:r>
         <w:rPr>
           <w:rStyle w:val="CommentReference"/>
@@ -663,7 +599,7 @@
           <w:sz w:val="24"/>
           <w:szCs w:val="24"/>
         </w:rPr>
-        <w:commentReference w:id="3"/>
+        <w:commentReference w:id="4"/>
       </w:r>
       <w:r>
         <w:rPr>
@@ -682,13 +618,7 @@
         <w:rPr>
           <w:rFonts w:ascii="Times New Roman" w:hAnsi="Times New Roman" w:cs="Times New Roman"/>
         </w:rPr>
-        <w:t>value of &lt;0.05</w:t>
-      </w:r>
-      <w:r>
-        <w:rPr>
-          <w:rFonts w:ascii="Times New Roman" w:hAnsi="Times New Roman" w:cs="Times New Roman"/>
-        </w:rPr>
-        <w:t xml:space="preserve"> (or </w:t>
+        <w:t xml:space="preserve">value of &lt;0.05 (or </w:t>
       </w:r>
       <w:r>
         <w:rPr>
@@ -756,19 +686,7 @@
         <w:rPr>
           <w:rFonts w:ascii="Times New Roman" w:hAnsi="Times New Roman" w:cs="Times New Roman"/>
         </w:rPr>
-        <w:t xml:space="preserve"> where relevant)</w:t>
-      </w:r>
-      <w:r>
-        <w:rPr>
-          <w:rFonts w:ascii="Times New Roman" w:hAnsi="Times New Roman" w:cs="Times New Roman"/>
-        </w:rPr>
-        <w:t xml:space="preserve"> to be statistically significant.</w:t>
-      </w:r>
-      <w:r>
-        <w:rPr>
-          <w:rFonts w:ascii="Times New Roman" w:hAnsi="Times New Roman" w:cs="Times New Roman"/>
-        </w:rPr>
-        <w:t xml:space="preserve"> For pairwise comparisons, we used the “</w:t>
+        <w:t xml:space="preserve"> where relevant) to be statistically significant. For pairwise comparisons, we used the “</w:t>
       </w:r>
       <w:proofErr w:type="spellStart"/>
       <w:r>
@@ -782,7 +700,14 @@
         <w:rPr>
           <w:rFonts w:ascii="Times New Roman" w:hAnsi="Times New Roman" w:cs="Times New Roman"/>
         </w:rPr>
-        <w:t xml:space="preserve">” package </w:t>
+        <w:t xml:space="preserve">” </w:t>
+      </w:r>
+      <w:r>
+        <w:rPr>
+          <w:rFonts w:ascii="Times New Roman" w:hAnsi="Times New Roman" w:cs="Times New Roman"/>
+        </w:rPr>
+        <w:lastRenderedPageBreak/>
+        <w:t xml:space="preserve">package </w:t>
       </w:r>
       <w:r>
         <w:rPr>
@@ -931,13 +856,7 @@
         <w:rPr>
           <w:rFonts w:ascii="Times New Roman" w:hAnsi="Times New Roman" w:cs="Times New Roman"/>
         </w:rPr>
-        <w:t>, we assessed male-like behaviors using a parental care assay known to produce robust and reproducible sex differences in anemonefish</w:t>
-      </w:r>
-      <w:r>
-        <w:rPr>
-          <w:rFonts w:ascii="Times New Roman" w:hAnsi="Times New Roman" w:cs="Times New Roman"/>
-        </w:rPr>
-        <w:t xml:space="preserve"> as described previously </w:t>
+        <w:t xml:space="preserve">, we assessed male-like behaviors using a parental care assay known to produce robust and reproducible sex differences in anemonefish as described previously </w:t>
       </w:r>
       <w:r>
         <w:rPr>
@@ -986,13 +905,7 @@
         <w:rPr>
           <w:rFonts w:ascii="Times New Roman" w:hAnsi="Times New Roman" w:cs="Times New Roman"/>
         </w:rPr>
-        <w:t>W</w:t>
-      </w:r>
-      <w:r>
-        <w:rPr>
-          <w:rFonts w:ascii="Times New Roman" w:hAnsi="Times New Roman" w:cs="Times New Roman"/>
-        </w:rPr>
-        <w:t>e replaced the terra cotta pot serving as the pairs’ nest with a terra cotta pot containing eggs from another pair. Anemonefish do not discriminate between their own eggs and unrelated eggs, and parent them with similar vigor to their own</w:t>
+        <w:t>We replaced the terra cotta pot serving as the pairs’ nest with a terra cotta pot containing eggs from another pair. Anemonefish do not discriminate between their own eggs and unrelated eggs, and parent them with similar vigor to their own</w:t>
       </w:r>
       <w:r>
         <w:rPr>
@@ -1049,7 +962,7 @@
         </w:rPr>
         <w:t xml:space="preserve"> </w:t>
       </w:r>
-      <w:commentRangeStart w:id="4"/>
+      <w:commentRangeStart w:id="5"/>
       <w:r>
         <w:rPr>
           <w:rFonts w:ascii="Times New Roman" w:hAnsi="Times New Roman" w:cs="Times New Roman"/>
@@ -1070,7 +983,7 @@
         </w:rPr>
         <w:t xml:space="preserve"> </w:t>
       </w:r>
-      <w:commentRangeEnd w:id="4"/>
+      <w:commentRangeEnd w:id="5"/>
       <w:r>
         <w:rPr>
           <w:rStyle w:val="CommentReference"/>
@@ -1078,7 +991,7 @@
           <w:sz w:val="24"/>
           <w:szCs w:val="24"/>
         </w:rPr>
-        <w:commentReference w:id="4"/>
+        <w:commentReference w:id="5"/>
       </w:r>
     </w:p>
     <w:p>
@@ -1192,14 +1105,14 @@
         </w:rPr>
         <w:t>analysis. We then assessed 11KT levels using a Cayman Chemical 11KT kit (</w:t>
       </w:r>
-      <w:commentRangeStart w:id="5"/>
+      <w:commentRangeStart w:id="6"/>
       <w:r>
         <w:rPr>
           <w:rFonts w:ascii="Times New Roman" w:hAnsi="Times New Roman" w:cs="Times New Roman"/>
         </w:rPr>
         <w:t>Cayman Chemical</w:t>
       </w:r>
-      <w:commentRangeEnd w:id="5"/>
+      <w:commentRangeEnd w:id="6"/>
       <w:r>
         <w:rPr>
           <w:rStyle w:val="CommentReference"/>
@@ -1207,7 +1120,7 @@
           <w:sz w:val="24"/>
           <w:szCs w:val="24"/>
         </w:rPr>
-        <w:commentReference w:id="5"/>
+        <w:commentReference w:id="6"/>
       </w:r>
       <w:r>
         <w:rPr>
@@ -1233,7 +1146,7 @@
         </w:rPr>
         <w:t xml:space="preserve">Plasma samples were diluted to 1:30 in assay buffer and analyzed following manufacturers guidelines using an Epoch Microplate Spectrophotometer </w:t>
       </w:r>
-      <w:commentRangeStart w:id="6"/>
+      <w:commentRangeStart w:id="7"/>
       <w:r>
         <w:rPr>
           <w:rFonts w:ascii="Times New Roman" w:hAnsi="Times New Roman" w:cs="Times New Roman"/>
@@ -1254,7 +1167,7 @@
         </w:rPr>
         <w:t xml:space="preserve"> Instruments</w:t>
       </w:r>
-      <w:commentRangeEnd w:id="6"/>
+      <w:commentRangeEnd w:id="7"/>
       <w:r>
         <w:rPr>
           <w:rStyle w:val="CommentReference"/>
@@ -1262,7 +1175,7 @@
           <w:sz w:val="24"/>
           <w:szCs w:val="24"/>
         </w:rPr>
-        <w:commentReference w:id="6"/>
+        <w:commentReference w:id="7"/>
       </w:r>
       <w:r>
         <w:rPr>
@@ -1388,14 +1301,14 @@
         </w:rPr>
         <w:t xml:space="preserve">ndividuals were euthanized via </w:t>
       </w:r>
-      <w:commentRangeStart w:id="7"/>
+      <w:commentRangeStart w:id="8"/>
       <w:r>
         <w:rPr>
           <w:rFonts w:ascii="Times New Roman" w:hAnsi="Times New Roman" w:cs="Times New Roman"/>
         </w:rPr>
         <w:t xml:space="preserve">decapitation </w:t>
       </w:r>
-      <w:commentRangeEnd w:id="7"/>
+      <w:commentRangeEnd w:id="8"/>
       <w:r>
         <w:rPr>
           <w:rStyle w:val="CommentReference"/>
@@ -1403,7 +1316,7 @@
           <w:sz w:val="24"/>
           <w:szCs w:val="24"/>
         </w:rPr>
-        <w:commentReference w:id="7"/>
+        <w:commentReference w:id="8"/>
       </w:r>
       <w:r>
         <w:rPr>
@@ -1511,13 +1424,7 @@
         <w:rPr>
           <w:rFonts w:ascii="Times New Roman" w:hAnsi="Times New Roman" w:cs="Times New Roman"/>
         </w:rPr>
-        <w:t xml:space="preserve"> HM 550</w:t>
-      </w:r>
-      <w:r>
-        <w:rPr>
-          <w:rFonts w:ascii="Times New Roman" w:hAnsi="Times New Roman" w:cs="Times New Roman"/>
-        </w:rPr>
-        <w:t xml:space="preserve">, </w:t>
+        <w:t xml:space="preserve"> HM 550, </w:t>
       </w:r>
       <w:proofErr w:type="spellStart"/>
       <w:r>
@@ -1537,13 +1444,7 @@
         <w:rPr>
           <w:rFonts w:ascii="Times New Roman" w:hAnsi="Times New Roman" w:cs="Times New Roman"/>
         </w:rPr>
-        <w:t xml:space="preserve">, </w:t>
-      </w:r>
-      <w:r>
-        <w:rPr>
-          <w:rFonts w:ascii="Times New Roman" w:hAnsi="Times New Roman" w:cs="Times New Roman"/>
-        </w:rPr>
-        <w:t>mounted on charged slides, and stained with hematoxylin and eosin using</w:t>
+        <w:t>, mounted on charged slides, and stained with hematoxylin and eosin using</w:t>
       </w:r>
       <w:r>
         <w:rPr>
@@ -1636,19 +1537,7 @@
         <w:rPr>
           <w:rFonts w:ascii="Times New Roman" w:hAnsi="Times New Roman" w:cs="Times New Roman"/>
         </w:rPr>
-        <w:t xml:space="preserve">sections </w:t>
-      </w:r>
-      <w:r>
-        <w:rPr>
-          <w:rFonts w:ascii="Times New Roman" w:hAnsi="Times New Roman" w:cs="Times New Roman"/>
-        </w:rPr>
-        <w:t>from</w:t>
-      </w:r>
-      <w:r>
-        <w:rPr>
-          <w:rFonts w:ascii="Times New Roman" w:hAnsi="Times New Roman" w:cs="Times New Roman"/>
-        </w:rPr>
-        <w:t xml:space="preserve"> each individual </w:t>
+        <w:t xml:space="preserve">sections from each individual </w:t>
       </w:r>
       <w:r>
         <w:rPr>
@@ -1768,7 +1657,14 @@
         <w:rPr>
           <w:rFonts w:ascii="Times New Roman" w:hAnsi="Times New Roman" w:cs="Times New Roman"/>
         </w:rPr>
-        <w:t xml:space="preserve"> A1 (Carl Zeiss Microscopy LLC, White Plains, NY) such that the entire gonad was within frame. If this was not the case, several images were taken. We then used Photoshop </w:t>
+        <w:t xml:space="preserve"> A1 (Carl Zeiss Microscopy LLC, White Plains, NY) such that the entire gonad was within frame. If this was not the case, several images were taken. </w:t>
+      </w:r>
+      <w:r>
+        <w:rPr>
+          <w:rFonts w:ascii="Times New Roman" w:hAnsi="Times New Roman" w:cs="Times New Roman"/>
+        </w:rPr>
+        <w:lastRenderedPageBreak/>
+        <w:t xml:space="preserve">We then used Photoshop </w:t>
       </w:r>
       <w:r>
         <w:rPr>
@@ -1914,19 +1810,7 @@
         <w:rPr>
           <w:rFonts w:ascii="Times New Roman" w:hAnsi="Times New Roman" w:cs="Times New Roman"/>
         </w:rPr>
-        <w:t xml:space="preserve"> free tubes and stored them at </w:t>
-      </w:r>
-      <w:r>
-        <w:rPr>
-          <w:rFonts w:ascii="Times New Roman" w:hAnsi="Times New Roman" w:cs="Times New Roman"/>
-        </w:rPr>
-        <w:t>-80°</w:t>
-      </w:r>
-      <w:r>
-        <w:rPr>
-          <w:rFonts w:ascii="Times New Roman" w:hAnsi="Times New Roman" w:cs="Times New Roman"/>
-        </w:rPr>
-        <w:t>C</w:t>
+        <w:t xml:space="preserve"> free tubes and stored them at -80°C</w:t>
       </w:r>
       <w:r>
         <w:rPr>
@@ -1944,7 +1828,7 @@
           <w:bCs/>
         </w:rPr>
       </w:pPr>
-      <w:commentRangeStart w:id="8"/>
+      <w:commentRangeStart w:id="9"/>
       <w:r>
         <w:rPr>
           <w:rFonts w:ascii="Times New Roman" w:hAnsi="Times New Roman" w:cs="Times New Roman"/>
@@ -2345,7 +2229,14 @@
         <w:rPr>
           <w:rFonts w:ascii="Times New Roman" w:hAnsi="Times New Roman" w:cs="Times New Roman"/>
         </w:rPr>
-        <w:t xml:space="preserve"> 6000 S4 (Illumina Inc., San Diego, CA) at a sequencing depth of ~110,000 reads per nucleus for GEX and ATAC modalities, and reads were aligned to the Amphiprion </w:t>
+        <w:t xml:space="preserve"> </w:t>
+      </w:r>
+      <w:r>
+        <w:rPr>
+          <w:rFonts w:ascii="Times New Roman" w:hAnsi="Times New Roman" w:cs="Times New Roman"/>
+        </w:rPr>
+        <w:lastRenderedPageBreak/>
+        <w:t xml:space="preserve">6000 S4 (Illumina Inc., San Diego, CA) at a sequencing depth of ~110,000 reads per nucleus for GEX and ATAC modalities, and reads were aligned to the Amphiprion </w:t>
       </w:r>
       <w:proofErr w:type="spellStart"/>
       <w:r>
@@ -2485,13 +2376,7 @@
         <w:rPr>
           <w:rFonts w:ascii="Times New Roman" w:hAnsi="Times New Roman" w:cs="Times New Roman"/>
         </w:rPr>
-        <w:t xml:space="preserve"> DNA sequence data, and deconvolution of nuclei pooled across individuals was done using a combination of</w:t>
-      </w:r>
-      <w:r>
-        <w:rPr>
-          <w:rFonts w:ascii="Times New Roman" w:hAnsi="Times New Roman" w:cs="Times New Roman"/>
-        </w:rPr>
-        <w:t xml:space="preserve"> </w:t>
+        <w:t xml:space="preserve"> DNA sequence data, and deconvolution of nuclei pooled across individuals was done using a combination of </w:t>
       </w:r>
       <w:proofErr w:type="spellStart"/>
       <w:r>
@@ -2971,6 +2856,7 @@
         <w:rPr>
           <w:rFonts w:ascii="Times New Roman" w:hAnsi="Times New Roman" w:cs="Times New Roman"/>
         </w:rPr>
+        <w:lastRenderedPageBreak/>
         <w:t>11.</w:t>
       </w:r>
       <w:r>
@@ -3370,7 +3256,7 @@
         </w:rPr>
         <w:t>” based on the integration anchors described above to produce a unified latent semantic indexing (LSI) reduction.</w:t>
       </w:r>
-      <w:commentRangeEnd w:id="8"/>
+      <w:commentRangeEnd w:id="9"/>
       <w:r>
         <w:rPr>
           <w:rStyle w:val="CommentReference"/>
@@ -3378,17 +3264,17 @@
           <w:sz w:val="24"/>
           <w:szCs w:val="24"/>
         </w:rPr>
-        <w:commentReference w:id="8"/>
-      </w:r>
-    </w:p>
-    <w:p>
-      <w:pPr>
-        <w:spacing w:line="240" w:lineRule="auto"/>
-        <w:rPr>
-          <w:rFonts w:ascii="Times New Roman" w:hAnsi="Times New Roman" w:cs="Times New Roman"/>
-        </w:rPr>
-      </w:pPr>
-      <w:commentRangeStart w:id="9"/>
+        <w:commentReference w:id="9"/>
+      </w:r>
+    </w:p>
+    <w:p>
+      <w:pPr>
+        <w:spacing w:line="240" w:lineRule="auto"/>
+        <w:rPr>
+          <w:rFonts w:ascii="Times New Roman" w:hAnsi="Times New Roman" w:cs="Times New Roman"/>
+        </w:rPr>
+      </w:pPr>
+      <w:commentRangeStart w:id="10"/>
       <w:r>
         <w:rPr>
           <w:rFonts w:ascii="Times New Roman" w:hAnsi="Times New Roman" w:cs="Times New Roman"/>
@@ -3495,7 +3381,7 @@
         </w:rPr>
         <w:t>” (algorithm = 3, resolution = 0.4, reduction = “PCA”). The resolution of 0.4 was chosen based on the method described in (Bai &amp; Chu, 2024).</w:t>
       </w:r>
-      <w:commentRangeEnd w:id="9"/>
+      <w:commentRangeEnd w:id="10"/>
       <w:r>
         <w:rPr>
           <w:rStyle w:val="CommentReference"/>
@@ -3503,7 +3389,7 @@
           <w:sz w:val="24"/>
           <w:szCs w:val="24"/>
         </w:rPr>
-        <w:commentReference w:id="9"/>
+        <w:commentReference w:id="10"/>
       </w:r>
     </w:p>
     <w:p>
@@ -3612,7 +3498,7 @@
           <w:rFonts w:ascii="Times New Roman" w:hAnsi="Times New Roman" w:cs="Times New Roman"/>
         </w:rPr>
       </w:pPr>
-      <w:commentRangeStart w:id="10"/>
+      <w:commentRangeStart w:id="11"/>
       <w:r>
         <w:rPr>
           <w:rFonts w:ascii="Times New Roman" w:hAnsi="Times New Roman" w:cs="Times New Roman"/>
@@ -3893,13 +3779,7 @@
         <w:rPr>
           <w:rFonts w:ascii="Times New Roman" w:hAnsi="Times New Roman" w:cs="Times New Roman"/>
         </w:rPr>
-        <w:t>the false discovery rate</w:t>
-      </w:r>
-      <w:r>
-        <w:rPr>
-          <w:rFonts w:ascii="Times New Roman" w:hAnsi="Times New Roman" w:cs="Times New Roman"/>
-        </w:rPr>
-        <w:t xml:space="preserve"> (</w:t>
+        <w:t>the false discovery rate (</w:t>
       </w:r>
       <w:r>
         <w:rPr>
@@ -3912,7 +3792,38 @@
         <w:rPr>
           <w:rFonts w:ascii="Times New Roman" w:hAnsi="Times New Roman" w:cs="Times New Roman"/>
         </w:rPr>
-        <w:t>value)</w:t>
+        <w:t xml:space="preserve">value) </w:t>
+      </w:r>
+      <w:r>
+        <w:rPr>
+          <w:rFonts w:ascii="Times New Roman" w:hAnsi="Times New Roman" w:cs="Times New Roman"/>
+        </w:rPr>
+        <w:fldChar w:fldCharType="begin"/>
+      </w:r>
+      <w:r>
+        <w:rPr>
+          <w:rFonts w:ascii="Times New Roman" w:hAnsi="Times New Roman" w:cs="Times New Roman"/>
+        </w:rPr>
+        <w:instrText xml:space="preserve"> ADDIN ZOTERO_ITEM CSL_CITATION {"citationID":"YgQMrcyW","properties":{"formattedCitation":"\\super 2\\nosupersub{}","plainCitation":"2","noteIndex":0},"citationItems":[{"id":2523,"uris":["http://zotero.org/users/11313215/items/VFIVI5RB"],"itemData":{"id":2523,"type":"article-journal","abstract":"The common approach to the multiplicity problem calls for controlling the familywise error rate (FWER). This approach, though, has faults, and we point out a few. A different approach to problems of multiple significance testing is presented. It calls for controlling the expected proportion of falsely rejected hypotheses-the false discovery rate. This error rate is equivalent to the FWER when all hypotheses are true but is smaller otherwise. Therefore, in problems where the control of the false discovery rate rather than that of the FWER is desired, there is potential for a gain in power. A simple sequential Bonferroni-type procedure is proved to control the false discovery rate for independent test statistics, and a simulation study shows that the gain in power is substantial. The use of the new procedure and the appropriateness of the criterion are illustrated with examples.","container-title":"Journal of the Royal Statistical Society. Series B (Methodological)","ISSN":"0035-9246","issue":"1","note":"publisher: [Royal Statistical Society, Oxford University Press]","page":"289-300","source":"JSTOR","title":"Controlling the False Discovery Rate: A Practical and Powerful Approach to Multiple Testing","title-short":"Controlling the False Discovery Rate","volume":"57","author":[{"family":"Benjamini","given":"Yoav"},{"family":"Hochberg","given":"Yosef"}],"issued":{"date-parts":[["1995"]]}}}],"schema":"https://github.com/citation-style-language/schema/raw/master/csl-citation.json"} </w:instrText>
+      </w:r>
+      <w:r>
+        <w:rPr>
+          <w:rFonts w:ascii="Times New Roman" w:hAnsi="Times New Roman" w:cs="Times New Roman"/>
+        </w:rPr>
+        <w:fldChar w:fldCharType="separate"/>
+      </w:r>
+      <w:r>
+        <w:rPr>
+          <w:rFonts w:ascii="Times New Roman" w:hAnsi="Times New Roman" w:cs="Times New Roman"/>
+          <w:vertAlign w:val="superscript"/>
+        </w:rPr>
+        <w:t>2</w:t>
+      </w:r>
+      <w:r>
+        <w:rPr>
+          <w:rFonts w:ascii="Times New Roman" w:hAnsi="Times New Roman" w:cs="Times New Roman"/>
+        </w:rPr>
+        <w:fldChar w:fldCharType="end"/>
       </w:r>
       <w:r>
         <w:rPr>
@@ -3924,43 +3835,6 @@
         <w:rPr>
           <w:rFonts w:ascii="Times New Roman" w:hAnsi="Times New Roman" w:cs="Times New Roman"/>
         </w:rPr>
-        <w:fldChar w:fldCharType="begin"/>
-      </w:r>
-      <w:r>
-        <w:rPr>
-          <w:rFonts w:ascii="Times New Roman" w:hAnsi="Times New Roman" w:cs="Times New Roman"/>
-        </w:rPr>
-        <w:instrText xml:space="preserve"> ADDIN ZOTERO_ITEM CSL_CITATION {"citationID":"YgQMrcyW","properties":{"formattedCitation":"\\super 2\\nosupersub{}","plainCitation":"2","noteIndex":0},"citationItems":[{"id":2523,"uris":["http://zotero.org/users/11313215/items/VFIVI5RB"],"itemData":{"id":2523,"type":"article-journal","abstract":"The common approach to the multiplicity problem calls for controlling the familywise error rate (FWER). This approach, though, has faults, and we point out a few. A different approach to problems of multiple significance testing is presented. It calls for controlling the expected proportion of falsely rejected hypotheses-the false discovery rate. This error rate is equivalent to the FWER when all hypotheses are true but is smaller otherwise. Therefore, in problems where the control of the false discovery rate rather than that of the FWER is desired, there is potential for a gain in power. A simple sequential Bonferroni-type procedure is proved to control the false discovery rate for independent test statistics, and a simulation study shows that the gain in power is substantial. The use of the new procedure and the appropriateness of the criterion are illustrated with examples.","container-title":"Journal of the Royal Statistical Society. Series B (Methodological)","ISSN":"0035-9246","issue":"1","note":"publisher: [Royal Statistical Society, Oxford University Press]","page":"289-300","source":"JSTOR","title":"Controlling the False Discovery Rate: A Practical and Powerful Approach to Multiple Testing","title-short":"Controlling the False Discovery Rate","volume":"57","author":[{"family":"Benjamini","given":"Yoav"},{"family":"Hochberg","given":"Yosef"}],"issued":{"date-parts":[["1995"]]}}}],"schema":"https://github.com/citation-style-language/schema/raw/master/csl-citation.json"} </w:instrText>
-      </w:r>
-      <w:r>
-        <w:rPr>
-          <w:rFonts w:ascii="Times New Roman" w:hAnsi="Times New Roman" w:cs="Times New Roman"/>
-        </w:rPr>
-        <w:fldChar w:fldCharType="separate"/>
-      </w:r>
-      <w:r>
-        <w:rPr>
-          <w:rFonts w:ascii="Times New Roman" w:hAnsi="Times New Roman" w:cs="Times New Roman"/>
-          <w:vertAlign w:val="superscript"/>
-        </w:rPr>
-        <w:t>2</w:t>
-      </w:r>
-      <w:r>
-        <w:rPr>
-          <w:rFonts w:ascii="Times New Roman" w:hAnsi="Times New Roman" w:cs="Times New Roman"/>
-        </w:rPr>
-        <w:fldChar w:fldCharType="end"/>
-      </w:r>
-      <w:r>
-        <w:rPr>
-          <w:rFonts w:ascii="Times New Roman" w:hAnsi="Times New Roman" w:cs="Times New Roman"/>
-        </w:rPr>
-        <w:t xml:space="preserve"> </w:t>
-      </w:r>
-      <w:r>
-        <w:rPr>
-          <w:rFonts w:ascii="Times New Roman" w:hAnsi="Times New Roman" w:cs="Times New Roman"/>
-        </w:rPr>
         <w:t xml:space="preserve">for the </w:t>
       </w:r>
       <w:r>
@@ -4042,7 +3916,7 @@
         </w:rPr>
         <w:t xml:space="preserve">, </w:t>
       </w:r>
-      <w:commentRangeStart w:id="11"/>
+      <w:commentRangeStart w:id="12"/>
       <w:r>
         <w:rPr>
           <w:rFonts w:ascii="Times New Roman" w:hAnsi="Times New Roman" w:cs="Times New Roman"/>
@@ -4050,7 +3924,7 @@
         </w:rPr>
         <w:t>and the model was non-singular</w:t>
       </w:r>
-      <w:commentRangeEnd w:id="11"/>
+      <w:commentRangeEnd w:id="12"/>
       <w:r>
         <w:rPr>
           <w:rStyle w:val="CommentReference"/>
@@ -4058,7 +3932,7 @@
           <w:sz w:val="24"/>
           <w:szCs w:val="24"/>
         </w:rPr>
-        <w:commentReference w:id="11"/>
+        <w:commentReference w:id="12"/>
       </w:r>
       <w:r>
         <w:rPr>
@@ -4066,7 +3940,7 @@
         </w:rPr>
         <w:t>.</w:t>
       </w:r>
-      <w:commentRangeEnd w:id="10"/>
+      <w:commentRangeEnd w:id="11"/>
       <w:r>
         <w:rPr>
           <w:rStyle w:val="CommentReference"/>
@@ -4074,7 +3948,7 @@
           <w:sz w:val="24"/>
           <w:szCs w:val="24"/>
         </w:rPr>
-        <w:commentReference w:id="10"/>
+        <w:commentReference w:id="11"/>
       </w:r>
     </w:p>
     <w:p>
@@ -4086,7 +3960,7 @@
           <w:bCs/>
         </w:rPr>
       </w:pPr>
-      <w:commentRangeStart w:id="12"/>
+      <w:commentRangeStart w:id="13"/>
       <w:r>
         <w:rPr>
           <w:rFonts w:ascii="Times New Roman" w:hAnsi="Times New Roman" w:cs="Times New Roman"/>
@@ -4124,6 +3998,7 @@
           <w:b/>
           <w:bCs/>
         </w:rPr>
+        <w:lastRenderedPageBreak/>
         <w:t>Table 2</w:t>
       </w:r>
       <w:r>
@@ -4151,12 +4026,6 @@
         <w:gridCol w:w="4345"/>
       </w:tblGrid>
       <w:tr>
-        <w:tblPrEx>
-          <w:tblCellMar>
-            <w:top w:w="0" w:type="dxa"/>
-            <w:bottom w:w="0" w:type="dxa"/>
-          </w:tblCellMar>
-        </w:tblPrEx>
         <w:trPr>
           <w:trHeight w:val="109"/>
         </w:trPr>
@@ -4198,12 +4067,6 @@
         </w:tc>
       </w:tr>
       <w:tr>
-        <w:tblPrEx>
-          <w:tblCellMar>
-            <w:top w:w="0" w:type="dxa"/>
-            <w:bottom w:w="0" w:type="dxa"/>
-          </w:tblCellMar>
-        </w:tblPrEx>
         <w:trPr>
           <w:trHeight w:val="386"/>
         </w:trPr>
@@ -4245,12 +4108,6 @@
         </w:tc>
       </w:tr>
       <w:tr>
-        <w:tblPrEx>
-          <w:tblCellMar>
-            <w:top w:w="0" w:type="dxa"/>
-            <w:bottom w:w="0" w:type="dxa"/>
-          </w:tblCellMar>
-        </w:tblPrEx>
         <w:trPr>
           <w:trHeight w:val="386"/>
         </w:trPr>
@@ -4292,12 +4149,6 @@
         </w:tc>
       </w:tr>
       <w:tr>
-        <w:tblPrEx>
-          <w:tblCellMar>
-            <w:top w:w="0" w:type="dxa"/>
-            <w:bottom w:w="0" w:type="dxa"/>
-          </w:tblCellMar>
-        </w:tblPrEx>
         <w:trPr>
           <w:trHeight w:val="384"/>
         </w:trPr>
@@ -4339,12 +4190,6 @@
         </w:tc>
       </w:tr>
       <w:tr>
-        <w:tblPrEx>
-          <w:tblCellMar>
-            <w:top w:w="0" w:type="dxa"/>
-            <w:bottom w:w="0" w:type="dxa"/>
-          </w:tblCellMar>
-        </w:tblPrEx>
         <w:trPr>
           <w:trHeight w:val="109"/>
         </w:trPr>
@@ -4386,12 +4231,6 @@
         </w:tc>
       </w:tr>
       <w:tr>
-        <w:tblPrEx>
-          <w:tblCellMar>
-            <w:top w:w="0" w:type="dxa"/>
-            <w:bottom w:w="0" w:type="dxa"/>
-          </w:tblCellMar>
-        </w:tblPrEx>
         <w:trPr>
           <w:trHeight w:val="109"/>
         </w:trPr>
@@ -4447,7 +4286,7 @@
         </w:rPr>
         <w:t>We also included the direction of the effect in this label (e.g., a gene that is significantly higher in intermediates relative to males, but with no significant difference to females would be labeled “Early Upregulated”, and a gene that was significantly lower in females relative to intermediates and males would be considered “Late Downregulated”)</w:t>
       </w:r>
-      <w:commentRangeEnd w:id="12"/>
+      <w:commentRangeEnd w:id="13"/>
       <w:r>
         <w:rPr>
           <w:rStyle w:val="CommentReference"/>
@@ -4455,7 +4294,7 @@
           <w:sz w:val="24"/>
           <w:szCs w:val="24"/>
         </w:rPr>
-        <w:commentReference w:id="12"/>
+        <w:commentReference w:id="13"/>
       </w:r>
     </w:p>
     <w:p>
@@ -4944,7 +4783,14 @@
         <w:rPr>
           <w:rFonts w:ascii="Times New Roman" w:hAnsi="Times New Roman" w:cs="Times New Roman"/>
         </w:rPr>
-        <w:t>. We then filtered this output to only include significant ligand-receptor by cluster pair interactions using the binary matrix described above.</w:t>
+        <w:t xml:space="preserve">. We then filtered this output </w:t>
+      </w:r>
+      <w:r>
+        <w:rPr>
+          <w:rFonts w:ascii="Times New Roman" w:hAnsi="Times New Roman" w:cs="Times New Roman"/>
+        </w:rPr>
+        <w:lastRenderedPageBreak/>
+        <w:t>to only include significant ligand-receptor by cluster pair interactions using the binary matrix described above.</w:t>
       </w:r>
     </w:p>
     <w:p>
@@ -5541,7 +5387,7 @@
       </w:r>
     </w:p>
   </w:comment>
-  <w:comment w:id="2" w:author="Graham, Gabriel J." w:date="2025-12-06T15:00:00Z" w:initials="GGJ">
+  <w:comment w:id="2" w:author="Graham, Gabriel J." w:date="2026-01-08T21:55:00Z" w:initials="GGJ">
     <w:p>
       <w:r>
         <w:rPr>
@@ -5554,11 +5400,11 @@
           <w:sz w:val="20"/>
           <w:szCs w:val="20"/>
         </w:rPr>
-        <w:t>Fact check I chose this number from published data but my understanding is this is not correct</w:t>
+        <w:t>I also say this in results so do we remove an instance?</w:t>
       </w:r>
     </w:p>
   </w:comment>
-  <w:comment w:id="3" w:author="Graham, Gabriel J." w:date="2025-12-06T15:33:00Z" w:initials="GGJ">
+  <w:comment w:id="3" w:author="Graham, Gabriel J." w:date="2025-12-06T15:00:00Z" w:initials="GGJ">
     <w:p>
       <w:r>
         <w:rPr>
@@ -5571,11 +5417,11 @@
           <w:sz w:val="20"/>
           <w:szCs w:val="20"/>
         </w:rPr>
-        <w:t>update</w:t>
+        <w:t>Fact check I chose this number from published data but my understanding is this is not correct</w:t>
       </w:r>
     </w:p>
   </w:comment>
-  <w:comment w:id="4" w:author="Graham, Gabriel J." w:date="2025-12-06T15:11:00Z" w:initials="GGJ">
+  <w:comment w:id="4" w:author="Graham, Gabriel J." w:date="2025-12-06T15:33:00Z" w:initials="GGJ">
     <w:p>
       <w:r>
         <w:rPr>
@@ -5588,11 +5434,11 @@
           <w:sz w:val="20"/>
           <w:szCs w:val="20"/>
         </w:rPr>
-        <w:t xml:space="preserve">I think it would be too much to go into fine detail </w:t>
+        <w:t>update</w:t>
       </w:r>
     </w:p>
   </w:comment>
-  <w:comment w:id="5" w:author="Graham, Gabriel J." w:date="2025-12-06T15:33:00Z" w:initials="GGJ">
+  <w:comment w:id="5" w:author="Graham, Gabriel J." w:date="2025-12-06T15:11:00Z" w:initials="GGJ">
     <w:p>
       <w:r>
         <w:rPr>
@@ -5605,7 +5451,7 @@
           <w:sz w:val="20"/>
           <w:szCs w:val="20"/>
         </w:rPr>
-        <w:t>location?</w:t>
+        <w:t xml:space="preserve">I think it would be too much to go into fine detail </w:t>
       </w:r>
     </w:p>
   </w:comment>
@@ -5626,7 +5472,7 @@
       </w:r>
     </w:p>
   </w:comment>
-  <w:comment w:id="7" w:author="Graham, Gabriel J." w:date="2025-12-06T15:37:00Z" w:initials="GGJ">
+  <w:comment w:id="7" w:author="Graham, Gabriel J." w:date="2025-12-06T15:33:00Z" w:initials="GGJ">
     <w:p>
       <w:r>
         <w:rPr>
@@ -5639,11 +5485,11 @@
           <w:sz w:val="20"/>
           <w:szCs w:val="20"/>
         </w:rPr>
-        <w:t>precise? or cervical dissection?</w:t>
+        <w:t>location?</w:t>
       </w:r>
     </w:p>
   </w:comment>
-  <w:comment w:id="8" w:author="Graham, Gabriel J." w:date="2025-12-06T16:07:00Z" w:initials="GGJ">
+  <w:comment w:id="8" w:author="Graham, Gabriel J." w:date="2025-12-06T15:37:00Z" w:initials="GGJ">
     <w:p>
       <w:r>
         <w:rPr>
@@ -5656,11 +5502,11 @@
           <w:sz w:val="20"/>
           <w:szCs w:val="20"/>
         </w:rPr>
-        <w:t>This is all stuff katie, zack, and I assume Jenny did and so they will have to check this for accuracy / change anything which is no longer true, and make more concise for publication I assume</w:t>
+        <w:t>precise? or cervical dissection?</w:t>
       </w:r>
     </w:p>
   </w:comment>
-  <w:comment w:id="9" w:author="Graham, Gabriel J." w:date="2025-12-06T16:06:00Z" w:initials="GGJ">
+  <w:comment w:id="9" w:author="Graham, Gabriel J." w:date="2025-12-06T16:07:00Z" w:initials="GGJ">
     <w:p>
       <w:r>
         <w:rPr>
@@ -5673,11 +5519,11 @@
           <w:sz w:val="20"/>
           <w:szCs w:val="20"/>
         </w:rPr>
-        <w:t>This is outdated and should be changed to reflect Haowen's methods, I guess he should be an author on this?</w:t>
+        <w:t>This is all stuff katie, zack, and I assume Jenny did and so they will have to check this for accuracy / change anything which is no longer true, and make more concise for publication I assume</w:t>
       </w:r>
     </w:p>
   </w:comment>
-  <w:comment w:id="11" w:author="Graham, Gabriel J." w:date="2025-12-06T16:14:00Z" w:initials="GGJ">
+  <w:comment w:id="10" w:author="Graham, Gabriel J." w:date="2025-12-06T16:06:00Z" w:initials="GGJ">
     <w:p>
       <w:r>
         <w:rPr>
@@ -5690,11 +5536,11 @@
           <w:sz w:val="20"/>
           <w:szCs w:val="20"/>
         </w:rPr>
-        <w:t>Really hard for me to be sure if this is the way or not</w:t>
+        <w:t>This is outdated and should be changed to reflect Haowen's methods, I guess he should be an author on this?</w:t>
       </w:r>
     </w:p>
   </w:comment>
-  <w:comment w:id="10" w:author="Graham, Gabriel J." w:date="2025-12-06T16:17:00Z" w:initials="GGJ">
+  <w:comment w:id="12" w:author="Graham, Gabriel J." w:date="2025-12-06T16:14:00Z" w:initials="GGJ">
     <w:p>
       <w:r>
         <w:rPr>
@@ -5707,11 +5553,28 @@
           <w:sz w:val="20"/>
           <w:szCs w:val="20"/>
         </w:rPr>
+        <w:t>Really hard for me to be sure if this is the way or not</w:t>
+      </w:r>
+    </w:p>
+  </w:comment>
+  <w:comment w:id="11" w:author="Graham, Gabriel J." w:date="2025-12-06T16:17:00Z" w:initials="GGJ">
+    <w:p>
+      <w:r>
+        <w:rPr>
+          <w:rStyle w:val="CommentReference"/>
+        </w:rPr>
+        <w:annotationRef/>
+      </w:r>
+      <w:r>
+        <w:rPr>
+          <w:sz w:val="20"/>
+          <w:szCs w:val="20"/>
+        </w:rPr>
         <w:t>I think this section needs work</w:t>
       </w:r>
     </w:p>
   </w:comment>
-  <w:comment w:id="12" w:author="Graham, Gabriel J." w:date="2025-12-06T16:19:00Z" w:initials="GGJ">
+  <w:comment w:id="13" w:author="Graham, Gabriel J." w:date="2025-12-06T16:19:00Z" w:initials="GGJ">
     <w:p>
       <w:r>
         <w:rPr>
@@ -5735,6 +5598,7 @@
 <w15:commentsEx xmlns:wpc="http://schemas.microsoft.com/office/word/2010/wordprocessingCanvas" xmlns:cx="http://schemas.microsoft.com/office/drawing/2014/chartex" xmlns:cx1="http://schemas.microsoft.com/office/drawing/2015/9/8/chartex" xmlns:cx2="http://schemas.microsoft.com/office/drawing/2015/10/21/chartex" xmlns:cx3="http://schemas.microsoft.com/office/drawing/2016/5/9/chartex" xmlns:cx4="http://schemas.microsoft.com/office/drawing/2016/5/10/chartex" xmlns:cx5="http://schemas.microsoft.com/office/drawing/2016/5/11/chartex" xmlns:cx6="http://schemas.microsoft.com/office/drawing/2016/5/12/chartex" xmlns:cx7="http://schemas.microsoft.com/office/drawing/2016/5/13/chartex" xmlns:cx8="http://schemas.microsoft.com/office/drawing/2016/5/14/chartex" xmlns:mc="http://schemas.openxmlformats.org/markup-compatibility/2006" xmlns:aink="http://schemas.microsoft.com/office/drawing/2016/ink" xmlns:am3d="http://schemas.microsoft.com/office/drawing/2017/model3d" xmlns:o="urn:schemas-microsoft-com:office:office" xmlns:oel="http://schemas.microsoft.com/office/2019/extlst" xmlns:r="http://schemas.openxmlformats.org/officeDocument/2006/relationships" xmlns:m="http://schemas.openxmlformats.org/officeDocument/2006/math" xmlns:v="urn:schemas-microsoft-com:vml" xmlns:wp14="http://schemas.microsoft.com/office/word/2010/wordprocessingDrawing" xmlns:wp="http://schemas.openxmlformats.org/drawingml/2006/wordprocessingDrawing" xmlns:w10="urn:schemas-microsoft-com:office:word" xmlns:w="http://schemas.openxmlformats.org/wordprocessingml/2006/main" xmlns:w14="http://schemas.microsoft.com/office/word/2010/wordml" xmlns:w15="http://schemas.microsoft.com/office/word/2012/wordml" xmlns:w16cex="http://schemas.microsoft.com/office/word/2018/wordml/cex" xmlns:w16cid="http://schemas.microsoft.com/office/word/2016/wordml/cid" xmlns:w16="http://schemas.microsoft.com/office/word/2018/wordml" xmlns:w16du="http://schemas.microsoft.com/office/word/2023/wordml/word16du" xmlns:w16sdtdh="http://schemas.microsoft.com/office/word/2020/wordml/sdtdatahash" xmlns:w16sdtfl="http://schemas.microsoft.com/office/word/2024/wordml/sdtformatlock" xmlns:w16se="http://schemas.microsoft.com/office/word/2015/wordml/symex" xmlns:wpg="http://schemas.microsoft.com/office/word/2010/wordprocessingGroup" xmlns:wpi="http://schemas.microsoft.com/office/word/2010/wordprocessingInk" xmlns:wne="http://schemas.microsoft.com/office/word/2006/wordml" xmlns:wps="http://schemas.microsoft.com/office/word/2010/wordprocessingShape" mc:Ignorable="w14 w15 w16se w16cid w16 w16cex w16sdtdh w16sdtfl w16du wp14">
   <w15:commentEx w15:paraId="20CE1500" w15:done="0"/>
   <w15:commentEx w15:paraId="2C721990" w15:done="0"/>
+  <w15:commentEx w15:paraId="6CC7C27D" w15:paraIdParent="2C721990" w15:done="0"/>
   <w15:commentEx w15:paraId="49DBAAFF" w15:done="0"/>
   <w15:commentEx w15:paraId="4594FA4D" w15:done="0"/>
   <w15:commentEx w15:paraId="5C343DB3" w15:done="0"/>
@@ -5753,6 +5617,7 @@
 <w16cex:commentsExtensible xmlns:wpc="http://schemas.microsoft.com/office/word/2010/wordprocessingCanvas" xmlns:cx="http://schemas.microsoft.com/office/drawing/2014/chartex" xmlns:cx1="http://schemas.microsoft.com/office/drawing/2015/9/8/chartex" xmlns:cx2="http://schemas.microsoft.com/office/drawing/2015/10/21/chartex" xmlns:cx3="http://schemas.microsoft.com/office/drawing/2016/5/9/chartex" xmlns:cx4="http://schemas.microsoft.com/office/drawing/2016/5/10/chartex" xmlns:cx5="http://schemas.microsoft.com/office/drawing/2016/5/11/chartex" xmlns:cx6="http://schemas.microsoft.com/office/drawing/2016/5/12/chartex" xmlns:cx7="http://schemas.microsoft.com/office/drawing/2016/5/13/chartex" xmlns:cx8="http://schemas.microsoft.com/office/drawing/2016/5/14/chartex" xmlns:cr="http://schemas.microsoft.com/office/comments/2020/reactions" xmlns:mc="http://schemas.openxmlformats.org/markup-compatibility/2006" xmlns:aink="http://schemas.microsoft.com/office/drawing/2016/ink" xmlns:am3d="http://schemas.microsoft.com/office/drawing/2017/model3d" xmlns:o="urn:schemas-microsoft-com:office:office" xmlns:oel="http://schemas.microsoft.com/office/2019/extlst" xmlns:r="http://schemas.openxmlformats.org/officeDocument/2006/relationships" xmlns:m="http://schemas.openxmlformats.org/officeDocument/2006/math" xmlns:v="urn:schemas-microsoft-com:vml" xmlns:wp14="http://schemas.microsoft.com/office/word/2010/wordprocessingDrawing" xmlns:wp="http://schemas.openxmlformats.org/drawingml/2006/wordprocessingDrawing" xmlns:w10="urn:schemas-microsoft-com:office:word" xmlns:w="http://schemas.openxmlformats.org/wordprocessingml/2006/main" xmlns:w14="http://schemas.microsoft.com/office/word/2010/wordml" xmlns:w15="http://schemas.microsoft.com/office/word/2012/wordml" xmlns:w16cex="http://schemas.microsoft.com/office/word/2018/wordml/cex" xmlns:w16cid="http://schemas.microsoft.com/office/word/2016/wordml/cid" xmlns:w16="http://schemas.microsoft.com/office/word/2018/wordml" xmlns:w16du="http://schemas.microsoft.com/office/word/2023/wordml/word16du" xmlns:w16sdtdh="http://schemas.microsoft.com/office/word/2020/wordml/sdtdatahash" xmlns:w16sdtfl="http://schemas.microsoft.com/office/word/2024/wordml/sdtformatlock" xmlns:w16se="http://schemas.microsoft.com/office/word/2015/wordml/symex" xmlns:wpg="http://schemas.microsoft.com/office/word/2010/wordprocessingGroup" xmlns:wpi="http://schemas.microsoft.com/office/word/2010/wordprocessingInk" xmlns:wne="http://schemas.microsoft.com/office/word/2006/wordml" xmlns:wps="http://schemas.microsoft.com/office/word/2010/wordprocessingShape" mc:Ignorable="w14 w15 w16se w16cid w16 w16cex w16sdtdh w16sdtfl cr w16du wp14">
   <w16cex:commentExtensible w16cex:durableId="2DD28A8B" w16cex:dateUtc="2025-12-06T19:45:00Z"/>
   <w16cex:commentExtensible w16cex:durableId="4F241AED" w16cex:dateUtc="2025-12-06T19:58:00Z"/>
+  <w16cex:commentExtensible w16cex:durableId="73B605AC" w16cex:dateUtc="2026-01-09T02:55:00Z"/>
   <w16cex:commentExtensible w16cex:durableId="44619B04" w16cex:dateUtc="2025-12-06T20:00:00Z"/>
   <w16cex:commentExtensible w16cex:durableId="32D206CD" w16cex:dateUtc="2025-12-06T20:33:00Z"/>
   <w16cex:commentExtensible w16cex:durableId="6EC78089" w16cex:dateUtc="2025-12-06T20:11:00Z"/>
@@ -5771,6 +5636,7 @@
 <w16cid:commentsIds xmlns:wpc="http://schemas.microsoft.com/office/word/2010/wordprocessingCanvas" xmlns:cx="http://schemas.microsoft.com/office/drawing/2014/chartex" xmlns:cx1="http://schemas.microsoft.com/office/drawing/2015/9/8/chartex" xmlns:cx2="http://schemas.microsoft.com/office/drawing/2015/10/21/chartex" xmlns:cx3="http://schemas.microsoft.com/office/drawing/2016/5/9/chartex" xmlns:cx4="http://schemas.microsoft.com/office/drawing/2016/5/10/chartex" xmlns:cx5="http://schemas.microsoft.com/office/drawing/2016/5/11/chartex" xmlns:cx6="http://schemas.microsoft.com/office/drawing/2016/5/12/chartex" xmlns:cx7="http://schemas.microsoft.com/office/drawing/2016/5/13/chartex" xmlns:cx8="http://schemas.microsoft.com/office/drawing/2016/5/14/chartex" xmlns:mc="http://schemas.openxmlformats.org/markup-compatibility/2006" xmlns:aink="http://schemas.microsoft.com/office/drawing/2016/ink" xmlns:am3d="http://schemas.microsoft.com/office/drawing/2017/model3d" xmlns:o="urn:schemas-microsoft-com:office:office" xmlns:oel="http://schemas.microsoft.com/office/2019/extlst" xmlns:r="http://schemas.openxmlformats.org/officeDocument/2006/relationships" xmlns:m="http://schemas.openxmlformats.org/officeDocument/2006/math" xmlns:v="urn:schemas-microsoft-com:vml" xmlns:wp14="http://schemas.microsoft.com/office/word/2010/wordprocessingDrawing" xmlns:wp="http://schemas.openxmlformats.org/drawingml/2006/wordprocessingDrawing" xmlns:w10="urn:schemas-microsoft-com:office:word" xmlns:w="http://schemas.openxmlformats.org/wordprocessingml/2006/main" xmlns:w14="http://schemas.microsoft.com/office/word/2010/wordml" xmlns:w15="http://schemas.microsoft.com/office/word/2012/wordml" xmlns:w16cex="http://schemas.microsoft.com/office/word/2018/wordml/cex" xmlns:w16cid="http://schemas.microsoft.com/office/word/2016/wordml/cid" xmlns:w16="http://schemas.microsoft.com/office/word/2018/wordml" xmlns:w16du="http://schemas.microsoft.com/office/word/2023/wordml/word16du" xmlns:w16sdtdh="http://schemas.microsoft.com/office/word/2020/wordml/sdtdatahash" xmlns:w16sdtfl="http://schemas.microsoft.com/office/word/2024/wordml/sdtformatlock" xmlns:w16se="http://schemas.microsoft.com/office/word/2015/wordml/symex" xmlns:wpg="http://schemas.microsoft.com/office/word/2010/wordprocessingGroup" xmlns:wpi="http://schemas.microsoft.com/office/word/2010/wordprocessingInk" xmlns:wne="http://schemas.microsoft.com/office/word/2006/wordml" xmlns:wps="http://schemas.microsoft.com/office/word/2010/wordprocessingShape" mc:Ignorable="w14 w15 w16se w16cid w16 w16cex w16sdtdh w16sdtfl w16du wp14">
   <w16cid:commentId w16cid:paraId="20CE1500" w16cid:durableId="2DD28A8B"/>
   <w16cid:commentId w16cid:paraId="2C721990" w16cid:durableId="4F241AED"/>
+  <w16cid:commentId w16cid:paraId="6CC7C27D" w16cid:durableId="73B605AC"/>
   <w16cid:commentId w16cid:paraId="49DBAAFF" w16cid:durableId="44619B04"/>
   <w16cid:commentId w16cid:paraId="4594FA4D" w16cid:durableId="32D206CD"/>
   <w16cid:commentId w16cid:paraId="5C343DB3" w16cid:durableId="6EC78089"/>
